--- a/sessions/lens-S001-D001_foundation.docx
+++ b/sessions/lens-S001-D001_foundation.docx
@@ -1747,7 +1747,7 @@
                 <w:sz w:val="20"/>
                 <w:szCs w:val="20"/>
               </w:rPr>
-              <w:t xml:space="preserve">GNI status</w:t>
+              <w:t>Partner A status</w:t>
             </w:r>
           </w:p>
         </w:tc>
@@ -3378,7 +3378,7 @@
                 <w:sz w:val="20"/>
                 <w:szCs w:val="20"/>
               </w:rPr>
-              <w:t xml:space="preserve">Create Supabase project (separate from GNI)</w:t>
+              <w:t>Create Supabase project (separate from Partner A)</w:t>
             </w:r>
           </w:p>
         </w:tc>
@@ -3886,61 +3886,127 @@
           <w:sz w:val="16"/>
           <w:szCs w:val="16"/>
         </w:rPr>
-        <w:t xml:space="preserve">## LENS SESSION TRANSFER
-Generated: 2026-04-11 ~16:30 UTC | Session: LENS-001 | Next: LENS-002
-IDENTITY
-Project: Project Lens
-Owner: Bro Alpha | planfintel@gmail.com
-Location: C:\school\lens\
-GitHub: Not created yet
-Purpose: High school deep public research project
-         Multi-modal OSINT | Public data only | Ethics first | RL+ML
-PROJECT STATE
-Phase: F (Foundation) | Session LENS-001 complete
-Next Focus: LENS-002 — Accounts + Repository setup
-Build Status: Not started | Last Commit: None
-NAMING SYSTEM
-Sessions: LENS-XXX_topic.docx
-Rules: LR-001(A) — sequential number + type in brackets
-       Types: (A)rch (P)rocess (E)thics (D)ata (M)L (S)ecurity (C)ollab
-File discussions: lens-S001-D001_topic.docx
-New info: THT(thought) FND(finding) POL(policy) PHI(philosophy)
-Location: C:\school\lens\
-TECH STACK (decided)
-Python 3.11 | Groq qwen3-32b (free) | Gemini 2.5 Flash backup
-Supabase (new project, NOT shared with GNI) | GitHub Actions 4x daily
-Dashboard: Notion free Phase 1 | Cost: $0/month
-DATA SCOPE (decided)
-Global Game Changers ONLY (US, China, Russia, Tech, Finance)
-NO local Myanmar news | 110+ indicators across 5 domains
-Phase 1: Text | Future: Image → Audio → Video → Multi-modal
-Ethics: Public data only, three tests required (LR-014)
-KEY RULES
-LR-001(A): Never hardcode API keys
-LR-006(P): Read before edit always
-LR-009(P): GNI maintenance only
-LR-014(E): Only truly public data
-LR-023(M): Every ML model needs problem+data+metric first
-LR-030(C): Read transfer block before responding
-LR-032(C): Never conclude before reading files (from GNI-R-233)
-GNI STATUS
-Sacred cron: 09:00/09:30 UTC+7 tomorrow | S28: 15 commits complete
-MAD: reverted gpt-oss-120b → llama-3.3-70b (content filter issue)
-GNI role: Maintenance only
-OPEN ISSUES FOR LENS-002
-[ ] Create planfintel GitHub account — HIGH
-[ ] Create Groq API key — HIGH
-[ ] Create Supabase project — HIGH
-[ ] Initialize project-lens repo — HIGH
-[ ] Start indicator library — MED
-HOW TO WORK WITH BRO ALPHA
-Direct, no fluff | Bird-eye view first | Fresh eyes every session
-Calls AI "my buddy" | Corrects AI immediately when wrong
-Ethics is genuinely important | GNI = his other project (maintenance)
-Bro Alpha is always the decision maker</w:t>
+        <w:t>## LENS SESSION TRANSFER</w:t>
+        <w:br/>
+        <w:t>Generated: 2026-04-11 ~16:30 UTC | Session: LENS-001 | Next: LENS-002</w:t>
+        <w:br/>
+        <w:br/>
+        <w:t>IDENTITY</w:t>
+        <w:br/>
+        <w:t>Project: Project Lens</w:t>
+        <w:br/>
+        <w:t>Owner: Bro Alpha | planfintel@gmail.com</w:t>
+        <w:br/>
+        <w:t>Location: C:\school\lens\</w:t>
+        <w:br/>
+        <w:t>GitHub: Not created yet</w:t>
+        <w:br/>
+        <w:t>Purpose: High school deep public research project</w:t>
+        <w:br/>
+        <w:t xml:space="preserve">         Multi-modal OSINT | Public data only | Ethics first | RL+ML</w:t>
+        <w:br/>
+        <w:br/>
+        <w:t>PROJECT STATE</w:t>
+        <w:br/>
+        <w:t>Phase: F (Foundation) | Session LENS-001 complete</w:t>
+        <w:br/>
+        <w:t>Next Focus: LENS-002 — Accounts + Repository setup</w:t>
+        <w:br/>
+        <w:t>Build Status: Not started | Last Commit: None</w:t>
+        <w:br/>
+        <w:br/>
+        <w:t>NAMING SYSTEM</w:t>
+        <w:br/>
+        <w:t>Sessions: LENS-XXX_topic.docx</w:t>
+        <w:br/>
+        <w:t>Rules: LR-001(A) — sequential number + type in brackets</w:t>
+        <w:br/>
+        <w:t xml:space="preserve">       Types: (A)rch (P)rocess (E)thics (D)ata (M)L (S)ecurity (C)ollab</w:t>
+        <w:br/>
+        <w:t>File discussions: lens-S001-D001_topic.docx</w:t>
+        <w:br/>
+        <w:t>New info: THT(thought) FND(finding) POL(policy) PHI(philosophy)</w:t>
+        <w:br/>
+        <w:t>Location: C:\school\lens\</w:t>
+        <w:br/>
+        <w:br/>
+        <w:t>TECH STACK (decided)</w:t>
+        <w:br/>
+        <w:t>Python 3.11 | Groq qwen3-32b (free) | Gemini 2.5 Flash backup</w:t>
+        <w:br/>
+        <w:t>Supabase (new project, NOT shared with Partner A) | GitHub Actions 4x daily</w:t>
+        <w:br/>
+        <w:t>Dashboard: Notion free Phase 1 | Cost: $0/month</w:t>
+        <w:br/>
+        <w:br/>
+        <w:t>DATA SCOPE (decided)</w:t>
+        <w:br/>
+        <w:t>Global Game Changers ONLY (US, China, Russia, Tech, Finance)</w:t>
+        <w:br/>
+        <w:t>NO local Myanmar news | 110+ indicators across 5 domains</w:t>
+        <w:br/>
+        <w:t>Phase 1: Text | Future: Image → Audio → Video → Multi-modal</w:t>
+        <w:br/>
+        <w:t>Ethics: Public data only, three tests required (LR-014)</w:t>
+        <w:br/>
+        <w:br/>
+        <w:t>KEY RULES</w:t>
+        <w:br/>
+        <w:t>LR-001(A): Never hardcode API keys</w:t>
+        <w:br/>
+        <w:t>LR-006(P): Read before edit always</w:t>
+        <w:br/>
+        <w:t>LR-009(P): Partner A maintenance only</w:t>
+        <w:br/>
+        <w:t>LR-014(E): Only truly public data</w:t>
+        <w:br/>
+        <w:t>LR-023(M): Every ML model needs problem+data+metric first</w:t>
+        <w:br/>
+        <w:t>LR-030(C): Read transfer block before responding</w:t>
+        <w:br/>
+        <w:t>LR-032(C): Never conclude before reading files (imported from Partner A)</w:t>
+        <w:br/>
+        <w:br/>
+        <w:t>Partner A STATUS</w:t>
+        <w:br/>
+        <w:t>Sacred cron: 09:00/09:30 UTC+7 tomorrow | S28: 15 commits complete</w:t>
+        <w:br/>
+        <w:t>MAD: reverted gpt-oss-120b → llama-3.3-70b (content filter issue)</w:t>
+        <w:br/>
+        <w:t>Partner A role: Maintenance only</w:t>
+        <w:br/>
+        <w:br/>
+        <w:t>OPEN ISSUES FOR LENS-002</w:t>
+        <w:br/>
+        <w:t>[ ] Create planfintel GitHub account — HIGH</w:t>
+        <w:br/>
+        <w:t>[ ] Create Groq API key — HIGH</w:t>
+        <w:br/>
+        <w:t>[ ] Create Supabase project — HIGH</w:t>
+        <w:br/>
+        <w:t>[ ] Initialize project-lens repo — HIGH</w:t>
+        <w:br/>
+        <w:t>[ ] Start indicator library — MED</w:t>
+        <w:br/>
+        <w:br/>
+        <w:t>HOW TO WORK WITH BRO ALPHA</w:t>
+        <w:br/>
+        <w:t>Direct, no fluff | Bird-eye view first | Fresh eyes every session</w:t>
+        <w:br/>
+        <w:t>Calls AI "my buddy" | Corrects AI immediately when wrong</w:t>
+        <w:br/>
+        <w:t>Ethics is genuinely important | Partner A = his other project (maintenance)</w:t>
+        <w:br/>
+        <w:t>Bro Alpha is always the decision maker</w:t>
       </w:r>
     </w:p>
     <w:sectPr>
+      <w:headerReference w:type="default" r:id="rId8"/>
+      <w:footerReference w:type="default" r:id="rId9"/>
+      <w:headerReference w:type="first" r:id="rId10"/>
+      <w:footerReference w:type="first" r:id="rId11"/>
+      <w:headerReference w:type="even" r:id="rId12"/>
+      <w:footerReference w:type="even" r:id="rId13"/>
       <w:pgSz w:w="12240" w:h="15840" w:orient="portrait"/>
       <w:pgMar w:top="1440" w:right="1440" w:bottom="1440" w:left="1440" w:header="708" w:footer="708" w:gutter="0"/>
       <w:pgNumType/>
@@ -3991,6 +4057,36 @@
 </w:endnotes>
 </file>
 
+<file path=word/footer1.xml><?xml version="1.0" encoding="utf-8"?>
+<w:ftr xmlns:m="http://schemas.openxmlformats.org/officeDocument/2006/math" xmlns:mc="http://schemas.openxmlformats.org/markup-compatibility/2006" xmlns:mo="http://schemas.microsoft.com/office/mac/office/2008/main" xmlns:mv="urn:schemas-microsoft-com:mac:vml" xmlns:o="urn:schemas-microsoft-com:office:office" xmlns:r="http://schemas.openxmlformats.org/officeDocument/2006/relationships" xmlns:v="urn:schemas-microsoft-com:vml" xmlns:w10="urn:schemas-microsoft-com:office:word" xmlns:w14="http://schemas.microsoft.com/office/word/2010/wordml" xmlns:w="http://schemas.openxmlformats.org/wordprocessingml/2006/main" xmlns:wne="http://schemas.microsoft.com/office/word/2006/wordml" xmlns:wp14="http://schemas.microsoft.com/office/word/2010/wordprocessingDrawing" xmlns:wp="http://schemas.openxmlformats.org/drawingml/2006/wordprocessingDrawing" xmlns:wpc="http://schemas.microsoft.com/office/word/2010/wordprocessingCanvas" xmlns:wpg="http://schemas.microsoft.com/office/word/2010/wordprocessingGroup" xmlns:wpi="http://schemas.microsoft.com/office/word/2010/wordprocessingInk" xmlns:wps="http://schemas.microsoft.com/office/word/2010/wordprocessingShape" mc:Ignorable="w14 wp14">
+  <w:p>
+    <w:pPr>
+      <w:pStyle w:val="Footer"/>
+    </w:pPr>
+  </w:p>
+</w:ftr>
+</file>
+
+<file path=word/footer2.xml><?xml version="1.0" encoding="utf-8"?>
+<w:ftr xmlns:m="http://schemas.openxmlformats.org/officeDocument/2006/math" xmlns:mc="http://schemas.openxmlformats.org/markup-compatibility/2006" xmlns:mo="http://schemas.microsoft.com/office/mac/office/2008/main" xmlns:mv="urn:schemas-microsoft-com:mac:vml" xmlns:o="urn:schemas-microsoft-com:office:office" xmlns:r="http://schemas.openxmlformats.org/officeDocument/2006/relationships" xmlns:v="urn:schemas-microsoft-com:vml" xmlns:w10="urn:schemas-microsoft-com:office:word" xmlns:w14="http://schemas.microsoft.com/office/word/2010/wordml" xmlns:w="http://schemas.openxmlformats.org/wordprocessingml/2006/main" xmlns:wne="http://schemas.microsoft.com/office/word/2006/wordml" xmlns:wp14="http://schemas.microsoft.com/office/word/2010/wordprocessingDrawing" xmlns:wp="http://schemas.openxmlformats.org/drawingml/2006/wordprocessingDrawing" xmlns:wpc="http://schemas.microsoft.com/office/word/2010/wordprocessingCanvas" xmlns:wpg="http://schemas.microsoft.com/office/word/2010/wordprocessingGroup" xmlns:wpi="http://schemas.microsoft.com/office/word/2010/wordprocessingInk" xmlns:wps="http://schemas.microsoft.com/office/word/2010/wordprocessingShape" mc:Ignorable="w14 wp14">
+  <w:p>
+    <w:pPr>
+      <w:pStyle w:val="Footer"/>
+    </w:pPr>
+  </w:p>
+</w:ftr>
+</file>
+
+<file path=word/footer3.xml><?xml version="1.0" encoding="utf-8"?>
+<w:ftr xmlns:m="http://schemas.openxmlformats.org/officeDocument/2006/math" xmlns:mc="http://schemas.openxmlformats.org/markup-compatibility/2006" xmlns:mo="http://schemas.microsoft.com/office/mac/office/2008/main" xmlns:mv="urn:schemas-microsoft-com:mac:vml" xmlns:o="urn:schemas-microsoft-com:office:office" xmlns:r="http://schemas.openxmlformats.org/officeDocument/2006/relationships" xmlns:v="urn:schemas-microsoft-com:vml" xmlns:w10="urn:schemas-microsoft-com:office:word" xmlns:w14="http://schemas.microsoft.com/office/word/2010/wordml" xmlns:w="http://schemas.openxmlformats.org/wordprocessingml/2006/main" xmlns:wne="http://schemas.microsoft.com/office/word/2006/wordml" xmlns:wp14="http://schemas.microsoft.com/office/word/2010/wordprocessingDrawing" xmlns:wp="http://schemas.openxmlformats.org/drawingml/2006/wordprocessingDrawing" xmlns:wpc="http://schemas.microsoft.com/office/word/2010/wordprocessingCanvas" xmlns:wpg="http://schemas.microsoft.com/office/word/2010/wordprocessingGroup" xmlns:wpi="http://schemas.microsoft.com/office/word/2010/wordprocessingInk" xmlns:wps="http://schemas.microsoft.com/office/word/2010/wordprocessingShape" mc:Ignorable="w14 wp14">
+  <w:p>
+    <w:pPr>
+      <w:pStyle w:val="Footer"/>
+    </w:pPr>
+  </w:p>
+</w:ftr>
+</file>
+
 <file path=word/footnotes.xml><?xml version="1.0" encoding="utf-8"?>
 <w:footnotes xmlns:wpc="http://schemas.microsoft.com/office/word/2010/wordprocessingCanvas" xmlns:mc="http://schemas.openxmlformats.org/markup-compatibility/2006" xmlns:o="urn:schemas-microsoft-com:office:office" xmlns:r="http://schemas.openxmlformats.org/officeDocument/2006/relationships" xmlns:m="http://schemas.openxmlformats.org/officeDocument/2006/math" xmlns:v="urn:schemas-microsoft-com:vml" xmlns:wp14="http://schemas.microsoft.com/office/word/2010/wordprocessingDrawing" xmlns:wp="http://schemas.openxmlformats.org/drawingml/2006/wordprocessingDrawing" xmlns:w10="urn:schemas-microsoft-com:office:word" xmlns:w="http://schemas.openxmlformats.org/wordprocessingml/2006/main" xmlns:w14="http://schemas.microsoft.com/office/word/2010/wordml" xmlns:w15="http://schemas.microsoft.com/office/word/2012/wordml" xmlns:wpg="http://schemas.microsoft.com/office/word/2010/wordprocessingGroup" xmlns:wpi="http://schemas.microsoft.com/office/word/2010/wordprocessingInk" xmlns:wne="http://schemas.microsoft.com/office/word/2006/wordml" xmlns:wps="http://schemas.microsoft.com/office/word/2010/wordprocessingShape" mc:Ignorable="w14 w15 wp14">
   <w:footnote w:type="separator" w:id="-1">
@@ -4026,6 +4122,36 @@
     </w:p>
   </w:footnote>
 </w:footnotes>
+</file>
+
+<file path=word/header1.xml><?xml version="1.0" encoding="utf-8"?>
+<w:hdr xmlns:m="http://schemas.openxmlformats.org/officeDocument/2006/math" xmlns:mc="http://schemas.openxmlformats.org/markup-compatibility/2006" xmlns:mo="http://schemas.microsoft.com/office/mac/office/2008/main" xmlns:mv="urn:schemas-microsoft-com:mac:vml" xmlns:o="urn:schemas-microsoft-com:office:office" xmlns:r="http://schemas.openxmlformats.org/officeDocument/2006/relationships" xmlns:v="urn:schemas-microsoft-com:vml" xmlns:w10="urn:schemas-microsoft-com:office:word" xmlns:w14="http://schemas.microsoft.com/office/word/2010/wordml" xmlns:w="http://schemas.openxmlformats.org/wordprocessingml/2006/main" xmlns:wne="http://schemas.microsoft.com/office/word/2006/wordml" xmlns:wp14="http://schemas.microsoft.com/office/word/2010/wordprocessingDrawing" xmlns:wp="http://schemas.openxmlformats.org/drawingml/2006/wordprocessingDrawing" xmlns:wpc="http://schemas.microsoft.com/office/word/2010/wordprocessingCanvas" xmlns:wpg="http://schemas.microsoft.com/office/word/2010/wordprocessingGroup" xmlns:wpi="http://schemas.microsoft.com/office/word/2010/wordprocessingInk" xmlns:wps="http://schemas.microsoft.com/office/word/2010/wordprocessingShape" mc:Ignorable="w14 wp14">
+  <w:p>
+    <w:pPr>
+      <w:pStyle w:val="Header"/>
+    </w:pPr>
+  </w:p>
+</w:hdr>
+</file>
+
+<file path=word/header2.xml><?xml version="1.0" encoding="utf-8"?>
+<w:hdr xmlns:m="http://schemas.openxmlformats.org/officeDocument/2006/math" xmlns:mc="http://schemas.openxmlformats.org/markup-compatibility/2006" xmlns:mo="http://schemas.microsoft.com/office/mac/office/2008/main" xmlns:mv="urn:schemas-microsoft-com:mac:vml" xmlns:o="urn:schemas-microsoft-com:office:office" xmlns:r="http://schemas.openxmlformats.org/officeDocument/2006/relationships" xmlns:v="urn:schemas-microsoft-com:vml" xmlns:w10="urn:schemas-microsoft-com:office:word" xmlns:w14="http://schemas.microsoft.com/office/word/2010/wordml" xmlns:w="http://schemas.openxmlformats.org/wordprocessingml/2006/main" xmlns:wne="http://schemas.microsoft.com/office/word/2006/wordml" xmlns:wp14="http://schemas.microsoft.com/office/word/2010/wordprocessingDrawing" xmlns:wp="http://schemas.openxmlformats.org/drawingml/2006/wordprocessingDrawing" xmlns:wpc="http://schemas.microsoft.com/office/word/2010/wordprocessingCanvas" xmlns:wpg="http://schemas.microsoft.com/office/word/2010/wordprocessingGroup" xmlns:wpi="http://schemas.microsoft.com/office/word/2010/wordprocessingInk" xmlns:wps="http://schemas.microsoft.com/office/word/2010/wordprocessingShape" mc:Ignorable="w14 wp14">
+  <w:p>
+    <w:pPr>
+      <w:pStyle w:val="Header"/>
+    </w:pPr>
+  </w:p>
+</w:hdr>
+</file>
+
+<file path=word/header3.xml><?xml version="1.0" encoding="utf-8"?>
+<w:hdr xmlns:m="http://schemas.openxmlformats.org/officeDocument/2006/math" xmlns:mc="http://schemas.openxmlformats.org/markup-compatibility/2006" xmlns:mo="http://schemas.microsoft.com/office/mac/office/2008/main" xmlns:mv="urn:schemas-microsoft-com:mac:vml" xmlns:o="urn:schemas-microsoft-com:office:office" xmlns:r="http://schemas.openxmlformats.org/officeDocument/2006/relationships" xmlns:v="urn:schemas-microsoft-com:vml" xmlns:w10="urn:schemas-microsoft-com:office:word" xmlns:w14="http://schemas.microsoft.com/office/word/2010/wordml" xmlns:w="http://schemas.openxmlformats.org/wordprocessingml/2006/main" xmlns:wne="http://schemas.microsoft.com/office/word/2006/wordml" xmlns:wp14="http://schemas.microsoft.com/office/word/2010/wordprocessingDrawing" xmlns:wp="http://schemas.openxmlformats.org/drawingml/2006/wordprocessingDrawing" xmlns:wpc="http://schemas.microsoft.com/office/word/2010/wordprocessingCanvas" xmlns:wpg="http://schemas.microsoft.com/office/word/2010/wordprocessingGroup" xmlns:wpi="http://schemas.microsoft.com/office/word/2010/wordprocessingInk" xmlns:wps="http://schemas.microsoft.com/office/word/2010/wordprocessingShape" mc:Ignorable="w14 wp14">
+  <w:p>
+    <w:pPr>
+      <w:pStyle w:val="Header"/>
+    </w:pPr>
+  </w:p>
+</w:hdr>
 </file>
 
 <file path=word/numbering.xml><?xml version="1.0" encoding="utf-8"?>
